--- a/Ciclo-2024-Segundo-Semestre/Contenido/Recursos Educativos/Ejercicios/Ejercicio Semana 6.docx
+++ b/Ciclo-2024-Segundo-Semestre/Contenido/Recursos Educativos/Ejercicios/Ejercicio Semana 6.docx
@@ -7,6 +7,7 @@
         <w:spacing w:line="256" w:lineRule="auto"/>
         <w:rPr>
           <w:b w:val="1"/>
+          <w:bCs w:val="1"/>
           <w:sz w:val="24"/>
           <w:szCs w:val="24"/>
         </w:rPr>
@@ -14,6 +15,7 @@
       <w:r>
         <w:rPr>
           <w:b w:val="1"/>
+          <w:bCs w:val="1"/>
           <w:sz w:val="24"/>
           <w:szCs w:val="24"/>
           <w:rtl w:val="0"/>
@@ -26,6 +28,7 @@
         <w:spacing w:line="256" w:lineRule="auto"/>
         <w:rPr>
           <w:b w:val="1"/>
+          <w:bCs w:val="1"/>
           <w:sz w:val="24"/>
           <w:szCs w:val="24"/>
         </w:rPr>
@@ -33,6 +36,7 @@
       <w:r>
         <w:rPr>
           <w:b w:val="1"/>
+          <w:bCs w:val="1"/>
           <w:sz w:val="24"/>
           <w:szCs w:val="24"/>
           <w:rtl w:val="0"/>
@@ -62,7 +66,7 @@
                   </pic:nvPicPr>
                   <pic:blipFill>
                     <a:blip r:embed="rId6"/>
-                    <a:srcRect b="10839" l="13099" r="19396" t="19747"/>
+                    <a:srcRect b="10840" l="13099" r="19396" t="19748"/>
                     <a:stretch>
                       <a:fillRect/>
                     </a:stretch>
@@ -87,6 +91,7 @@
         <w:spacing w:line="256" w:lineRule="auto"/>
         <w:rPr>
           <w:b w:val="1"/>
+          <w:bCs w:val="1"/>
           <w:sz w:val="24"/>
           <w:szCs w:val="24"/>
         </w:rPr>
@@ -94,6 +99,7 @@
       <w:r>
         <w:rPr>
           <w:b w:val="1"/>
+          <w:bCs w:val="1"/>
           <w:sz w:val="24"/>
           <w:szCs w:val="24"/>
           <w:rtl w:val="0"/>
@@ -106,6 +112,7 @@
         <w:spacing w:line="256" w:lineRule="auto"/>
         <w:rPr>
           <w:b w:val="1"/>
+          <w:bCs w:val="1"/>
           <w:sz w:val="24"/>
           <w:szCs w:val="24"/>
         </w:rPr>
@@ -113,6 +120,7 @@
       <w:r>
         <w:rPr>
           <w:b w:val="1"/>
+          <w:bCs w:val="1"/>
           <w:sz w:val="24"/>
           <w:szCs w:val="24"/>
           <w:rtl w:val="0"/>
@@ -125,6 +133,7 @@
         <w:spacing w:line="256" w:lineRule="auto"/>
         <w:rPr>
           <w:b w:val="1"/>
+          <w:bCs w:val="1"/>
           <w:sz w:val="24"/>
           <w:szCs w:val="24"/>
         </w:rPr>
@@ -132,6 +141,7 @@
       <w:r>
         <w:rPr>
           <w:b w:val="1"/>
+          <w:bCs w:val="1"/>
           <w:sz w:val="24"/>
           <w:szCs w:val="24"/>
           <w:rtl w:val="0"/>
@@ -144,6 +154,7 @@
         <w:spacing w:line="256" w:lineRule="auto"/>
         <w:rPr>
           <w:b w:val="1"/>
+          <w:bCs w:val="1"/>
           <w:sz w:val="24"/>
           <w:szCs w:val="24"/>
         </w:rPr>
@@ -151,6 +162,7 @@
       <w:r>
         <w:rPr>
           <w:b w:val="1"/>
+          <w:bCs w:val="1"/>
           <w:sz w:val="24"/>
           <w:szCs w:val="24"/>
           <w:rtl w:val="0"/>
@@ -180,6 +192,7 @@
         <w:spacing w:line="256" w:lineRule="auto"/>
         <w:rPr>
           <w:b w:val="1"/>
+          <w:bCs w:val="1"/>
           <w:sz w:val="24"/>
           <w:szCs w:val="24"/>
         </w:rPr>
@@ -187,6 +200,7 @@
       <w:r>
         <w:rPr>
           <w:b w:val="1"/>
+          <w:bCs w:val="1"/>
           <w:sz w:val="24"/>
           <w:szCs w:val="24"/>
           <w:rtl w:val="0"/>
@@ -230,6 +244,7 @@
         <w:jc w:val="center"/>
         <w:rPr>
           <w:b w:val="1"/>
+          <w:bCs w:val="1"/>
           <w:sz w:val="40"/>
           <w:szCs w:val="40"/>
         </w:rPr>
@@ -237,6 +252,7 @@
       <w:r>
         <w:rPr>
           <w:b w:val="1"/>
+          <w:bCs w:val="1"/>
           <w:sz w:val="40"/>
           <w:szCs w:val="40"/>
           <w:rtl w:val="0"/>
@@ -253,6 +269,7 @@
         <w:jc w:val="center"/>
         <w:rPr>
           <w:b w:val="1"/>
+          <w:bCs w:val="1"/>
           <w:sz w:val="40"/>
           <w:szCs w:val="40"/>
         </w:rPr>
@@ -260,6 +277,7 @@
       <w:r>
         <w:rPr>
           <w:b w:val="1"/>
+          <w:bCs w:val="1"/>
           <w:sz w:val="40"/>
           <w:szCs w:val="40"/>
           <w:rtl w:val="0"/>
@@ -292,6 +310,7 @@
         <w:jc w:val="center"/>
         <w:rPr>
           <w:b w:val="1"/>
+          <w:bCs w:val="1"/>
           <w:color w:val="1155cc"/>
           <w:sz w:val="48"/>
           <w:szCs w:val="48"/>
@@ -302,6 +321,7 @@
       <w:r>
         <w:rPr>
           <w:b w:val="1"/>
+          <w:bCs w:val="1"/>
           <w:color w:val="1155cc"/>
           <w:sz w:val="48"/>
           <w:szCs w:val="48"/>
@@ -331,6 +351,7 @@
         <w:pStyle w:val="Heading2"/>
         <w:rPr>
           <w:b w:val="1"/>
+          <w:bCs w:val="1"/>
           <w:color w:val="1155cc"/>
         </w:rPr>
       </w:pPr>
@@ -339,6 +360,7 @@
       <w:r>
         <w:rPr>
           <w:b w:val="1"/>
+          <w:bCs w:val="1"/>
           <w:color w:val="1155cc"/>
           <w:rtl w:val="0"/>
         </w:rPr>
@@ -352,6 +374,7 @@
       <w:r>
         <w:rPr>
           <w:b w:val="1"/>
+          <w:bCs w:val="1"/>
           <w:rtl w:val="0"/>
         </w:rPr>
         <w:t xml:space="preserve">Contexto del ejercicio:</w:t>
@@ -397,6 +420,7 @@
       <w:r>
         <w:rPr>
           <w:b w:val="1"/>
+          <w:bCs w:val="1"/>
           <w:rtl w:val="0"/>
         </w:rPr>
         <w:t xml:space="preserve">Requisitos previos:</w:t>
@@ -463,6 +487,7 @@
       <w:r>
         <w:rPr>
           <w:b w:val="1"/>
+          <w:bCs w:val="1"/>
           <w:color w:val="1155cc"/>
           <w:rtl w:val="0"/>
         </w:rPr>
@@ -479,6 +504,7 @@
         <w:pStyle w:val="Heading3"/>
         <w:rPr>
           <w:b w:val="1"/>
+          <w:bCs w:val="1"/>
           <w:color w:val="1155cc"/>
         </w:rPr>
       </w:pPr>
@@ -487,6 +513,7 @@
       <w:r>
         <w:rPr>
           <w:b w:val="1"/>
+          <w:bCs w:val="1"/>
           <w:color w:val="1155cc"/>
           <w:rtl w:val="0"/>
         </w:rPr>
@@ -1347,6 +1374,7 @@
         <w:pStyle w:val="Heading3"/>
         <w:rPr>
           <w:b w:val="1"/>
+          <w:bCs w:val="1"/>
           <w:color w:val="1155cc"/>
         </w:rPr>
       </w:pPr>
@@ -1361,6 +1389,7 @@
       <w:r>
         <w:rPr>
           <w:b w:val="1"/>
+          <w:bCs w:val="1"/>
           <w:color w:val="1155cc"/>
           <w:rtl w:val="0"/>
         </w:rPr>
@@ -1496,6 +1525,7 @@
       <w:r>
         <w:rPr>
           <w:b w:val="1"/>
+          <w:bCs w:val="1"/>
           <w:rtl w:val="0"/>
         </w:rPr>
         <w:t xml:space="preserve">Nota:</w:t>
@@ -1522,6 +1552,7 @@
         <w:pStyle w:val="Heading3"/>
         <w:rPr>
           <w:b w:val="1"/>
+          <w:bCs w:val="1"/>
           <w:color w:val="1155cc"/>
         </w:rPr>
       </w:pPr>
@@ -1530,6 +1561,7 @@
       <w:r>
         <w:rPr>
           <w:b w:val="1"/>
+          <w:bCs w:val="1"/>
           <w:color w:val="1155cc"/>
           <w:rtl w:val="0"/>
         </w:rPr>
@@ -1703,6 +1735,7 @@
       <w:r>
         <w:rPr>
           <w:b w:val="1"/>
+          <w:bCs w:val="1"/>
           <w:rtl w:val="0"/>
         </w:rPr>
         <w:t xml:space="preserve">Nota:</w:t>
@@ -1743,6 +1776,7 @@
         <w:pStyle w:val="Heading3"/>
         <w:rPr>
           <w:b w:val="1"/>
+          <w:bCs w:val="1"/>
           <w:color w:val="1155cc"/>
         </w:rPr>
       </w:pPr>
@@ -1751,6 +1785,7 @@
       <w:r>
         <w:rPr>
           <w:b w:val="1"/>
+          <w:bCs w:val="1"/>
           <w:color w:val="1155cc"/>
           <w:rtl w:val="0"/>
         </w:rPr>
@@ -1886,6 +1921,7 @@
       <w:r>
         <w:rPr>
           <w:b w:val="1"/>
+          <w:bCs w:val="1"/>
           <w:rtl w:val="0"/>
         </w:rPr>
         <w:t xml:space="preserve">Nota:</w:t>
@@ -1940,6 +1976,7 @@
         <w:pStyle w:val="Heading3"/>
         <w:rPr>
           <w:b w:val="1"/>
+          <w:bCs w:val="1"/>
           <w:color w:val="1155cc"/>
         </w:rPr>
       </w:pPr>
@@ -1948,6 +1985,7 @@
       <w:r>
         <w:rPr>
           <w:b w:val="1"/>
+          <w:bCs w:val="1"/>
           <w:color w:val="1155cc"/>
           <w:rtl w:val="0"/>
         </w:rPr>
@@ -2053,6 +2091,7 @@
       <w:r>
         <w:rPr>
           <w:b w:val="1"/>
+          <w:bCs w:val="1"/>
           <w:rtl w:val="0"/>
         </w:rPr>
         <w:t xml:space="preserve">Info:</w:t>
@@ -2932,6 +2971,7 @@
     </w:pPr>
     <w:rPr>
       <w:b w:val="0"/>
+      <w:bCs w:val="0"/>
       <w:sz w:val="32"/>
       <w:szCs w:val="32"/>
     </w:rPr>
@@ -2948,6 +2988,7 @@
     </w:pPr>
     <w:rPr>
       <w:b w:val="0"/>
+      <w:bCs w:val="0"/>
       <w:color w:val="434343"/>
       <w:sz w:val="28"/>
       <w:szCs w:val="28"/>
@@ -2997,6 +3038,7 @@
     </w:pPr>
     <w:rPr>
       <w:i w:val="1"/>
+      <w:iCs w:val="1"/>
       <w:color w:val="666666"/>
       <w:sz w:val="22"/>
       <w:szCs w:val="22"/>
@@ -3030,6 +3072,7 @@
     <w:rPr>
       <w:rFonts w:ascii="Arial" w:cs="Arial" w:eastAsia="Arial" w:hAnsi="Arial"/>
       <w:i w:val="0"/>
+      <w:iCs w:val="0"/>
       <w:color w:val="666666"/>
       <w:sz w:val="30"/>
       <w:szCs w:val="30"/>
